--- a/1952.4/1952年4月29日，__LLM初注.docx
+++ b/1952.4/1952年4月29日，__LLM初注.docx
@@ -445,13 +445,23 @@
       </w:r>
     </w:p>
     <w:p>
+      <w:commentRangeStart w:id="0"/>
       <w:r>
         <w:t>1. 【需核】文件名只有日期无标题，正文标题为“关于农业互助合作运动中对待富农的政策问题给华东局的复示”，是否需要调整为完整标题。</w:t>
       </w:r>
-    </w:p>
-    <w:p>
+      <w:commentRangeEnd w:id="0"/>
+      <w:r>
+        <w:commentReference w:id="0"/>
+      </w:r>
+    </w:p>
+    <w:p>
+      <w:commentRangeStart w:id="1"/>
       <w:r>
         <w:t>2. 【需核】华东局4月17日来电的具体内容和陕西省委意见原文需要核查相关档案资料。</w:t>
+      </w:r>
+      <w:commentRangeEnd w:id="1"/>
+      <w:r>
+        <w:commentReference w:id="1"/>
       </w:r>
     </w:p>
     <w:sectPr>
@@ -467,6 +477,25 @@
     </w:sectPr>
   </w:body>
 </w:document>
+</file>
+
+<file path=word/comments.xml><?xml version="1.0" encoding="utf-8"?>
+<w:comments xmlns:w="http://schemas.openxmlformats.org/wordprocessingml/2006/main">
+  <w:comment w:id="0" w:author="LLM初注待核" w:date="2026-07-05T15:07:28Z">
+    <w:p>
+      <w:r>
+        <w:t>【需核】文件名只有日期无标题，正文标题为“关于农业互助合作运动中对待富农的政策问题给华东局的复示”，是否需要调整为完整标题。</w:t>
+      </w:r>
+    </w:p>
+  </w:comment>
+  <w:comment w:id="1" w:author="LLM初注待核" w:date="2026-07-05T15:07:28Z">
+    <w:p>
+      <w:r>
+        <w:t>【需核】华东局4月17日来电的具体内容和陕西省委意见原文需要核查相关档案资料。</w:t>
+      </w:r>
+    </w:p>
+  </w:comment>
+</w:comments>
 </file>
 
 <file path=word/footer1.xml><?xml version="1.0" encoding="utf-8"?>

--- a/1952.4/1952年4月29日，__LLM初注.docx
+++ b/1952.4/1952年4月29日，__LLM初注.docx
@@ -451,6 +451,9 @@
       </w:r>
       <w:commentRangeEnd w:id="0"/>
       <w:r>
+        <w:rPr>
+          <w:rStyle w:val="CommentReference"/>
+        </w:rPr>
         <w:commentReference w:id="0"/>
       </w:r>
     </w:p>
@@ -461,6 +464,9 @@
       </w:r>
       <w:commentRangeEnd w:id="1"/>
       <w:r>
+        <w:rPr>
+          <w:rStyle w:val="CommentReference"/>
+        </w:rPr>
         <w:commentReference w:id="1"/>
       </w:r>
     </w:p>
@@ -483,6 +489,9 @@
 <w:comments xmlns:w="http://schemas.openxmlformats.org/wordprocessingml/2006/main">
   <w:comment w:id="0" w:author="LLM初注待核" w:date="2026-07-05T15:07:28Z">
     <w:p>
+      <w:pPr>
+        <w:pStyle w:val="CommentText"/>
+      </w:pPr>
       <w:r>
         <w:t>【需核】文件名只有日期无标题，正文标题为“关于农业互助合作运动中对待富农的政策问题给华东局的复示”，是否需要调整为完整标题。</w:t>
       </w:r>
@@ -490,6 +499,9 @@
   </w:comment>
   <w:comment w:id="1" w:author="LLM初注待核" w:date="2026-07-05T15:07:28Z">
     <w:p>
+      <w:pPr>
+        <w:pStyle w:val="CommentText"/>
+      </w:pPr>
       <w:r>
         <w:t>【需核】华东局4月17日来电的具体内容和陕西省委意见原文需要核查相关档案资料。</w:t>
       </w:r>

--- a/1952.4/1952年4月29日，__LLM初注.docx
+++ b/1952.4/1952年4月29日，__LLM初注.docx
@@ -41,11 +41,20 @@
       <w:r>
         <w:rPr>
           <w:rStyle w:val="FootnoteReference"/>
-        </w:rPr>
+          <w:vertAlign w:val="superscript"/>
+        </w:rPr>
+        <w:t>[</w:t>
         <w:footnoteReference w:id="4"/>
-      </w:r>
-      <w:r>
-        <w:rPr/>
+        <w:t>]</w:t>
+      </w:r>
+      <w:r>
+        <w:rPr>
+          <w:rFonts w:hint="eastAsia" w:ascii="黑体" w:hAnsi="黑体" w:eastAsia="黑体" w:cs="黑体"/>
+          <w:sz w:val="44"/>
+          <w:szCs w:val="44"/>
+          <w:vertAlign w:val="baseline"/>
+          <w:lang w:val="en-US" w:eastAsia="zh-CN"/>
+        </w:rPr>
         <w:t xml:space="preserve">的政策问题给华东局的复示</w:t>
       </w:r>
       <w:bookmarkEnd w:id="0"/>
@@ -61,13 +70,16 @@
       </w:r>
       <w:r>
         <w:rPr>
+          <w:rStyle w:val="FootnoteReference"/>
           <w:rFonts w:hint="eastAsia" w:ascii="仿宋" w:hAnsi="仿宋" w:eastAsia="仿宋" w:cs="仿宋"/>
           <w:sz w:val="36"/>
           <w:szCs w:val="36"/>
           <w:vertAlign w:val="superscript"/>
           <w:lang w:val="en-US" w:eastAsia="zh-CN"/>
         </w:rPr>
+        <w:t>[</w:t>
         <w:footnoteReference w:id="0"/>
+        <w:t>]</w:t>
       </w:r>
       <w:r>
         <w:rPr>
@@ -215,41 +227,69 @@
       <w:r>
         <w:rPr>
           <w:rStyle w:val="FootnoteReference"/>
-        </w:rPr>
+          <w:vertAlign w:val="superscript"/>
+        </w:rPr>
+        <w:t>[</w:t>
         <w:footnoteReference w:id="5"/>
-      </w:r>
-      <w:r>
-        <w:rPr/>
+        <w:t>]</w:t>
+      </w:r>
+      <w:r>
+        <w:rPr>
+          <w:rFonts w:hint="eastAsia" w:ascii="仿宋" w:hAnsi="仿宋" w:eastAsia="仿宋"/>
+          <w:sz w:val="32"/>
+          <w:szCs w:val="32"/>
+        </w:rPr>
         <w:t>或农业生产合作社</w:t>
       </w:r>
       <w:r>
         <w:rPr>
           <w:rStyle w:val="FootnoteReference"/>
-        </w:rPr>
+          <w:vertAlign w:val="superscript"/>
+        </w:rPr>
+        <w:t>[</w:t>
         <w:footnoteReference w:id="6"/>
-      </w:r>
-      <w:r>
-        <w:rPr/>
+        <w:t>]</w:t>
+      </w:r>
+      <w:r>
+        <w:rPr>
+          <w:rFonts w:hint="eastAsia" w:ascii="仿宋" w:hAnsi="仿宋" w:eastAsia="仿宋"/>
+          <w:sz w:val="32"/>
+          <w:szCs w:val="32"/>
+        </w:rPr>
         <w:t>的富农分子，如果他是带雇工入组入社的，则应坚决向农民解释清楚，经过组员社员多数通过，把他清洗出组出社。如果他原系土改</w:t>
       </w:r>
       <w:r>
         <w:rPr>
           <w:rStyle w:val="FootnoteReference"/>
-        </w:rPr>
+          <w:vertAlign w:val="superscript"/>
+        </w:rPr>
+        <w:t>[</w:t>
         <w:footnoteReference w:id="8"/>
-      </w:r>
-      <w:r>
-        <w:rPr/>
+        <w:t>]</w:t>
+      </w:r>
+      <w:r>
+        <w:rPr>
+          <w:rFonts w:hint="eastAsia" w:ascii="仿宋" w:hAnsi="仿宋" w:eastAsia="仿宋"/>
+          <w:sz w:val="32"/>
+          <w:szCs w:val="32"/>
+        </w:rPr>
         <w:t xml:space="preserve">前的旧富农或土改后的新富农，现在并未带雇工入组入社，而是利用互助组内工资订得低，利用农业合作社内土地、耕畜、农具的报酬高，以剥削别人劳动者，则可按来电第二项办法处理，使之不能在组内社内进行剥削。但如果农民愿意利用他的耕畜和农具，则不必一定要逼使他出组出社；并应根据4月9日中央转发各地参考的陕西省委</w:t>
       </w:r>
       <w:r>
         <w:rPr>
           <w:rStyle w:val="FootnoteReference"/>
-        </w:rPr>
+          <w:vertAlign w:val="superscript"/>
+        </w:rPr>
+        <w:t>[</w:t>
         <w:footnoteReference w:id="7"/>
-      </w:r>
-      <w:r>
-        <w:rPr/>
+        <w:t>]</w:t>
+      </w:r>
+      <w:r>
+        <w:rPr>
+          <w:rFonts w:hint="eastAsia" w:ascii="仿宋" w:hAnsi="仿宋" w:eastAsia="仿宋"/>
+          <w:sz w:val="32"/>
+          <w:szCs w:val="32"/>
+        </w:rPr>
         <w:t xml:space="preserve">关于这一问题的意见，从政治上组织上对他们加以控制，防止他们进行破坏。</w:t>
       </w:r>
     </w:p>
@@ -354,11 +394,18 @@
       <w:r>
         <w:rPr>
           <w:rStyle w:val="FootnoteReference"/>
-        </w:rPr>
+          <w:vertAlign w:val="superscript"/>
+        </w:rPr>
+        <w:t>[</w:t>
         <w:footnoteReference w:id="9"/>
-      </w:r>
-      <w:r>
-        <w:rPr/>
+        <w:t>]</w:t>
+      </w:r>
+      <w:r>
+        <w:rPr>
+          <w:rFonts w:hint="eastAsia" w:ascii="仿宋" w:hAnsi="仿宋" w:eastAsia="仿宋"/>
+          <w:sz w:val="32"/>
+          <w:szCs w:val="32"/>
+        </w:rPr>
         <w:t xml:space="preserve">上发表。</w:t>
       </w:r>
     </w:p>

--- a/1952.4/1952年4月29日，__LLM初注.docx
+++ b/1952.4/1952年4月29日，__LLM初注.docx
@@ -43,9 +43,16 @@
           <w:rStyle w:val="FootnoteReference"/>
           <w:vertAlign w:val="superscript"/>
         </w:rPr>
-        <w:t>[</w:t>
+        <w:t>[1]</w:t>
+      </w:r>
+      <w:r>
+        <w:rPr>
+          <w:rStyle w:val="FootnoteReference"/>
+          <w:vertAlign w:val="superscript"/>
+          <w:vanish/>
+          <w:specVanish/>
+        </w:rPr>
         <w:footnoteReference w:id="4"/>
-        <w:t>]</w:t>
       </w:r>
       <w:r>
         <w:rPr>
@@ -60,36 +67,19 @@
       <w:bookmarkEnd w:id="0"/>
       <w:r>
         <w:rPr>
-          <w:rFonts w:hint="eastAsia" w:ascii="仿宋" w:hAnsi="仿宋" w:eastAsia="仿宋" w:cs="仿宋"/>
-          <w:sz w:val="36"/>
-          <w:szCs w:val="36"/>
+          <w:rStyle w:val="FootnoteReference"/>
           <w:vertAlign w:val="superscript"/>
-          <w:lang w:val="en-US" w:eastAsia="zh-CN"/>
-        </w:rPr>
-        <w:t>[</w:t>
-      </w:r>
-      <w:r>
-        <w:rPr>
-          <w:rStyle w:val="FootnoteReference"/>
-          <w:rFonts w:hint="eastAsia" w:ascii="仿宋" w:hAnsi="仿宋" w:eastAsia="仿宋" w:cs="仿宋"/>
-          <w:sz w:val="36"/>
-          <w:szCs w:val="36"/>
+        </w:rPr>
+        <w:t>[2]</w:t>
+      </w:r>
+      <w:r>
+        <w:rPr>
+          <w:rStyle w:val="FootnoteReference"/>
           <w:vertAlign w:val="superscript"/>
-          <w:lang w:val="en-US" w:eastAsia="zh-CN"/>
-        </w:rPr>
-        <w:t>[</w:t>
+          <w:vanish/>
+          <w:specVanish/>
+        </w:rPr>
         <w:footnoteReference w:id="0"/>
-        <w:t>]</w:t>
-      </w:r>
-      <w:r>
-        <w:rPr>
-          <w:rFonts w:hint="eastAsia" w:ascii="仿宋" w:hAnsi="仿宋" w:eastAsia="仿宋" w:cs="仿宋"/>
-          <w:sz w:val="36"/>
-          <w:szCs w:val="36"/>
-          <w:vertAlign w:val="superscript"/>
-          <w:lang w:val="en-US" w:eastAsia="zh-CN"/>
-        </w:rPr>
-        <w:t>]</w:t>
       </w:r>
     </w:p>
     <w:p>
@@ -229,9 +219,16 @@
           <w:rStyle w:val="FootnoteReference"/>
           <w:vertAlign w:val="superscript"/>
         </w:rPr>
-        <w:t>[</w:t>
+        <w:t>[3]</w:t>
+      </w:r>
+      <w:r>
+        <w:rPr>
+          <w:rStyle w:val="FootnoteReference"/>
+          <w:vertAlign w:val="superscript"/>
+          <w:vanish/>
+          <w:specVanish/>
+        </w:rPr>
         <w:footnoteReference w:id="5"/>
-        <w:t>]</w:t>
       </w:r>
       <w:r>
         <w:rPr>
@@ -246,9 +243,16 @@
           <w:rStyle w:val="FootnoteReference"/>
           <w:vertAlign w:val="superscript"/>
         </w:rPr>
-        <w:t>[</w:t>
+        <w:t>[4]</w:t>
+      </w:r>
+      <w:r>
+        <w:rPr>
+          <w:rStyle w:val="FootnoteReference"/>
+          <w:vertAlign w:val="superscript"/>
+          <w:vanish/>
+          <w:specVanish/>
+        </w:rPr>
         <w:footnoteReference w:id="6"/>
-        <w:t>]</w:t>
       </w:r>
       <w:r>
         <w:rPr>
@@ -263,9 +267,16 @@
           <w:rStyle w:val="FootnoteReference"/>
           <w:vertAlign w:val="superscript"/>
         </w:rPr>
-        <w:t>[</w:t>
+        <w:t>[5]</w:t>
+      </w:r>
+      <w:r>
+        <w:rPr>
+          <w:rStyle w:val="FootnoteReference"/>
+          <w:vertAlign w:val="superscript"/>
+          <w:vanish/>
+          <w:specVanish/>
+        </w:rPr>
         <w:footnoteReference w:id="8"/>
-        <w:t>]</w:t>
       </w:r>
       <w:r>
         <w:rPr>
@@ -280,9 +291,16 @@
           <w:rStyle w:val="FootnoteReference"/>
           <w:vertAlign w:val="superscript"/>
         </w:rPr>
-        <w:t>[</w:t>
+        <w:t>[6]</w:t>
+      </w:r>
+      <w:r>
+        <w:rPr>
+          <w:rStyle w:val="FootnoteReference"/>
+          <w:vertAlign w:val="superscript"/>
+          <w:vanish/>
+          <w:specVanish/>
+        </w:rPr>
         <w:footnoteReference w:id="7"/>
-        <w:t>]</w:t>
       </w:r>
       <w:r>
         <w:rPr>
@@ -396,9 +414,16 @@
           <w:rStyle w:val="FootnoteReference"/>
           <w:vertAlign w:val="superscript"/>
         </w:rPr>
-        <w:t>[</w:t>
+        <w:t>[7]</w:t>
+      </w:r>
+      <w:r>
+        <w:rPr>
+          <w:rStyle w:val="FootnoteReference"/>
+          <w:vertAlign w:val="superscript"/>
+          <w:vanish/>
+          <w:specVanish/>
+        </w:rPr>
         <w:footnoteReference w:id="9"/>
-        <w:t>]</w:t>
       </w:r>
       <w:r>
         <w:rPr>
@@ -688,33 +713,9 @@
       </w:pPr>
       <w:r>
         <w:rPr>
-          <w:rFonts w:hint="eastAsia" w:asciiTheme="minorEastAsia" w:hAnsiTheme="minorEastAsia" w:eastAsiaTheme="minorEastAsia" w:cstheme="minorBidi"/>
-          <w:kern w:val="2"/>
-          <w:sz w:val="21"/>
-          <w:szCs w:val="21"/>
-          <w:lang w:val="en-US" w:eastAsia="zh-CN" w:bidi="ar-SA"/>
-        </w:rPr>
-        <w:t>[</w:t>
-      </w:r>
-      <w:r>
-        <w:rPr>
-          <w:rFonts w:hint="eastAsia" w:asciiTheme="minorEastAsia" w:hAnsiTheme="minorEastAsia" w:eastAsiaTheme="minorEastAsia" w:cstheme="minorBidi"/>
-          <w:kern w:val="2"/>
-          <w:sz w:val="21"/>
-          <w:szCs w:val="21"/>
-          <w:lang w:val="en-US" w:eastAsia="zh-CN" w:bidi="ar-SA"/>
-        </w:rPr>
-        <w:footnoteRef/>
-      </w:r>
-      <w:r>
-        <w:rPr>
-          <w:rFonts w:hint="eastAsia" w:asciiTheme="minorEastAsia" w:hAnsiTheme="minorEastAsia" w:eastAsiaTheme="minorEastAsia" w:cstheme="minorBidi"/>
-          <w:kern w:val="2"/>
-          <w:sz w:val="21"/>
-          <w:szCs w:val="21"/>
-          <w:lang w:val="en-US" w:eastAsia="zh-CN" w:bidi="ar-SA"/>
-        </w:rPr>
-        <w:t>]</w:t>
+          <w:rStyle w:val="FootnoteReference"/>
+        </w:rPr>
+        <w:t>[2]</w:t>
       </w:r>
       <w:r>
         <w:rPr>
@@ -781,13 +782,9 @@
       </w:pPr>
       <w:r>
         <w:rPr>
-          <w:rFonts w:asciiTheme="minorEastAsia" w:hAnsiTheme="minorEastAsia" w:eastAsiaTheme="minorEastAsia" w:cstheme="minorBidi"/>
-          <w:kern w:val="2"/>
-          <w:sz w:val="21"/>
-          <w:szCs w:val="21"/>
-          <w:lang w:val="en-US" w:eastAsia="zh-CN" w:bidi="ar-SA"/>
-        </w:rPr>
-        <w:footnoteRef/>
+          <w:rStyle w:val="FootnoteReference"/>
+        </w:rPr>
+        <w:t>[1]</w:t>
       </w:r>
       <w:r>
         <w:rPr>
@@ -814,13 +811,9 @@
       </w:pPr>
       <w:r>
         <w:rPr>
-          <w:rFonts w:asciiTheme="minorEastAsia" w:hAnsiTheme="minorEastAsia" w:eastAsiaTheme="minorEastAsia" w:cstheme="minorBidi"/>
-          <w:kern w:val="2"/>
-          <w:sz w:val="21"/>
-          <w:szCs w:val="21"/>
-          <w:lang w:val="en-US" w:eastAsia="zh-CN" w:bidi="ar-SA"/>
-        </w:rPr>
-        <w:footnoteRef/>
+          <w:rStyle w:val="FootnoteReference"/>
+        </w:rPr>
+        <w:t>[3]</w:t>
       </w:r>
       <w:r>
         <w:rPr>
@@ -847,13 +840,9 @@
       </w:pPr>
       <w:r>
         <w:rPr>
-          <w:rFonts w:asciiTheme="minorEastAsia" w:hAnsiTheme="minorEastAsia" w:eastAsiaTheme="minorEastAsia" w:cstheme="minorBidi"/>
-          <w:kern w:val="2"/>
-          <w:sz w:val="21"/>
-          <w:szCs w:val="21"/>
-          <w:lang w:val="en-US" w:eastAsia="zh-CN" w:bidi="ar-SA"/>
-        </w:rPr>
-        <w:footnoteRef/>
+          <w:rStyle w:val="FootnoteReference"/>
+        </w:rPr>
+        <w:t>[4]</w:t>
       </w:r>
       <w:r>
         <w:rPr>
@@ -880,13 +869,9 @@
       </w:pPr>
       <w:r>
         <w:rPr>
-          <w:rFonts w:asciiTheme="minorEastAsia" w:hAnsiTheme="minorEastAsia" w:eastAsiaTheme="minorEastAsia" w:cstheme="minorBidi"/>
-          <w:kern w:val="2"/>
-          <w:sz w:val="21"/>
-          <w:szCs w:val="21"/>
-          <w:lang w:val="en-US" w:eastAsia="zh-CN" w:bidi="ar-SA"/>
-        </w:rPr>
-        <w:footnoteRef/>
+          <w:rStyle w:val="FootnoteReference"/>
+        </w:rPr>
+        <w:t>[6]</w:t>
       </w:r>
       <w:r>
         <w:rPr>
@@ -913,13 +898,9 @@
       </w:pPr>
       <w:r>
         <w:rPr>
-          <w:rFonts w:asciiTheme="minorEastAsia" w:hAnsiTheme="minorEastAsia" w:eastAsiaTheme="minorEastAsia" w:cstheme="minorBidi"/>
-          <w:kern w:val="2"/>
-          <w:sz w:val="21"/>
-          <w:szCs w:val="21"/>
-          <w:lang w:val="en-US" w:eastAsia="zh-CN" w:bidi="ar-SA"/>
-        </w:rPr>
-        <w:footnoteRef/>
+          <w:rStyle w:val="FootnoteReference"/>
+        </w:rPr>
+        <w:t>[5]</w:t>
       </w:r>
       <w:r>
         <w:rPr>
@@ -946,13 +927,9 @@
       </w:pPr>
       <w:r>
         <w:rPr>
-          <w:rFonts w:asciiTheme="minorEastAsia" w:hAnsiTheme="minorEastAsia" w:eastAsiaTheme="minorEastAsia" w:cstheme="minorBidi"/>
-          <w:kern w:val="2"/>
-          <w:sz w:val="21"/>
-          <w:szCs w:val="21"/>
-          <w:lang w:val="en-US" w:eastAsia="zh-CN" w:bidi="ar-SA"/>
-        </w:rPr>
-        <w:footnoteRef/>
+          <w:rStyle w:val="FootnoteReference"/>
+        </w:rPr>
+        <w:t>[7]</w:t>
       </w:r>
       <w:r>
         <w:rPr>
